--- a/eng/docx/016.content.docx
+++ b/eng/docx/016.content.docx
@@ -19,7 +19,7 @@
         <w:rPr>
           <w:lang w:val="en_US" w:bidi="en_US"/>
         </w:rPr>
-        <w:t>Resource: Videos (Video Bible Dictionary)</w:t>
+        <w:t>Resource: Video Bible Dictionary</w:t>
       </w:r>
       <w:r>
         <w:rPr>
@@ -90,7 +90,7 @@
         <w:rPr>
           <w:lang w:val="en_US" w:bidi="en_US"/>
         </w:rPr>
-        <w:t>Videos (Video Bible Dictionary)</w:t>
+        <w:t>Video Bible Dictionary</w:t>
       </w:r>
     </w:p>
     <w:p>
@@ -670,7 +670,7 @@
         <w:rPr>
           <w:lang w:val="en_US" w:bidi="en_US"/>
         </w:rPr>
-        <w:t>Seeds</w:t>
+        <w:t>Sickle</w:t>
       </w:r>
       <w:r>
         <w:rPr>
@@ -705,7 +705,7 @@
         <w:rPr>
           <w:lang w:val="en_US" w:bidi="en_US"/>
         </w:rPr>
-        <w:t xml:space="preserve"> (74 seconds)</w:t>
+        <w:t xml:space="preserve"> (68 seconds)</w:t>
       </w:r>
     </w:p>
     <w:p>
@@ -790,7 +790,7 @@
         <w:rPr>
           <w:lang w:val="en_US" w:bidi="en_US"/>
         </w:rPr>
-        <w:t>Sickle</w:t>
+        <w:t>Sleeping Mat</w:t>
       </w:r>
       <w:r>
         <w:rPr>
@@ -825,7 +825,7 @@
         <w:rPr>
           <w:lang w:val="en_US" w:bidi="en_US"/>
         </w:rPr>
-        <w:t xml:space="preserve"> (68 seconds)</w:t>
+        <w:t xml:space="preserve"> (59 seconds)</w:t>
       </w:r>
     </w:p>
     <w:p>
@@ -910,7 +910,7 @@
         <w:rPr>
           <w:lang w:val="en_US" w:bidi="en_US"/>
         </w:rPr>
-        <w:t>Sleeping Mat</w:t>
+        <w:t>Snake</w:t>
       </w:r>
       <w:r>
         <w:rPr>
@@ -945,7 +945,7 @@
         <w:rPr>
           <w:lang w:val="en_US" w:bidi="en_US"/>
         </w:rPr>
-        <w:t xml:space="preserve"> (59 seconds)</w:t>
+        <w:t xml:space="preserve"> (74 seconds)</w:t>
       </w:r>
     </w:p>
     <w:p>
@@ -1030,7 +1030,7 @@
         <w:rPr>
           <w:lang w:val="en_US" w:bidi="en_US"/>
         </w:rPr>
-        <w:t>Snake</w:t>
+        <w:t>Snow</w:t>
       </w:r>
       <w:r>
         <w:rPr>
@@ -1065,7 +1065,7 @@
         <w:rPr>
           <w:lang w:val="en_US" w:bidi="en_US"/>
         </w:rPr>
-        <w:t xml:space="preserve"> (74 seconds)</w:t>
+        <w:t xml:space="preserve"> (79 seconds)</w:t>
       </w:r>
     </w:p>
     <w:p>
@@ -1150,7 +1150,7 @@
         <w:rPr>
           <w:lang w:val="en_US" w:bidi="en_US"/>
         </w:rPr>
-        <w:t>Snow</w:t>
+        <w:t>Sponge with Wine on a Stick</w:t>
       </w:r>
       <w:r>
         <w:rPr>
@@ -1185,7 +1185,7 @@
         <w:rPr>
           <w:lang w:val="en_US" w:bidi="en_US"/>
         </w:rPr>
-        <w:t xml:space="preserve"> (79 seconds)</w:t>
+        <w:t xml:space="preserve"> (73 seconds)</w:t>
       </w:r>
     </w:p>
     <w:p>
@@ -1270,7 +1270,7 @@
         <w:rPr>
           <w:lang w:val="en_US" w:bidi="en_US"/>
         </w:rPr>
-        <w:t>Sponge with Wine on a Stick</w:t>
+        <w:t>Staff</w:t>
       </w:r>
       <w:r>
         <w:rPr>
@@ -1305,7 +1305,7 @@
         <w:rPr>
           <w:lang w:val="en_US" w:bidi="en_US"/>
         </w:rPr>
-        <w:t xml:space="preserve"> (73 seconds)</w:t>
+        <w:t xml:space="preserve"> (53 seconds)</w:t>
       </w:r>
     </w:p>
     <w:p>
@@ -1390,7 +1390,7 @@
         <w:rPr>
           <w:lang w:val="en_US" w:bidi="en_US"/>
         </w:rPr>
-        <w:t>Staff</w:t>
+        <w:t>Stew</w:t>
       </w:r>
       <w:r>
         <w:rPr>
@@ -1425,7 +1425,7 @@
         <w:rPr>
           <w:lang w:val="en_US" w:bidi="en_US"/>
         </w:rPr>
-        <w:t xml:space="preserve"> (53 seconds)</w:t>
+        <w:t xml:space="preserve"> (72 seconds)</w:t>
       </w:r>
     </w:p>
     <w:p>
@@ -1510,7 +1510,7 @@
         <w:rPr>
           <w:lang w:val="en_US" w:bidi="en_US"/>
         </w:rPr>
-        <w:t>Stew</w:t>
+        <w:t>Stick</w:t>
       </w:r>
       <w:r>
         <w:rPr>
@@ -1545,7 +1545,7 @@
         <w:rPr>
           <w:lang w:val="en_US" w:bidi="en_US"/>
         </w:rPr>
-        <w:t xml:space="preserve"> (72 seconds)</w:t>
+        <w:t xml:space="preserve"> (70 seconds)</w:t>
       </w:r>
     </w:p>
     <w:p>
@@ -1630,7 +1630,7 @@
         <w:rPr>
           <w:lang w:val="en_US" w:bidi="en_US"/>
         </w:rPr>
-        <w:t>Stick</w:t>
+        <w:t>Stone Wall Around a Vineyard</w:t>
       </w:r>
       <w:r>
         <w:rPr>
@@ -1665,7 +1665,7 @@
         <w:rPr>
           <w:lang w:val="en_US" w:bidi="en_US"/>
         </w:rPr>
-        <w:t xml:space="preserve"> (70 seconds)</w:t>
+        <w:t xml:space="preserve"> (71 seconds)</w:t>
       </w:r>
     </w:p>
     <w:p>
@@ -1750,7 +1750,7 @@
         <w:rPr>
           <w:lang w:val="en_US" w:bidi="en_US"/>
         </w:rPr>
-        <w:t>Stone Wall Around a Vineyard</w:t>
+        <w:t>Synagogue</w:t>
       </w:r>
       <w:r>
         <w:rPr>
@@ -1785,7 +1785,7 @@
         <w:rPr>
           <w:lang w:val="en_US" w:bidi="en_US"/>
         </w:rPr>
-        <w:t xml:space="preserve"> (71 seconds)</w:t>
+        <w:t xml:space="preserve"> (88 seconds)</w:t>
       </w:r>
     </w:p>
     <w:p>
@@ -1832,126 +1832,6 @@
         </w:rPr>
       </w:r>
       <w:hyperlink r:id="rId40">
-        <w:r>
-          <w:rPr>
-            <w:lang w:val="en_US" w:bidi="en_US"/>
-          </w:rPr>
-          <w:rPr>
-            <w:color w:val="0000EE"/>
-            <w:u w:val="single"/>
-          </w:rPr>
-          <w:t>link</w:t>
-        </w:r>
-      </w:hyperlink>
-      <w:r>
-        <w:rPr>
-          <w:lang w:val="en_US" w:bidi="en_US"/>
-        </w:rPr>
-      </w:r>
-      <w:r>
-        <w:rPr>
-          <w:lang w:val="en_US" w:bidi="en_US"/>
-        </w:rPr>
-      </w:r>
-    </w:p>
-    <w:p>
-      <w:pPr/>
-      <w:r>
-        <w:rPr>
-          <w:lang w:val="en_US" w:bidi="en_US"/>
-        </w:rPr>
-      </w:r>
-    </w:p>
-    <w:p>
-      <w:pPr>
-        <w:pStyle w:val="Heading2"/>
-      </w:pPr>
-      <w:r>
-        <w:rPr>
-          <w:lang w:val="en_US" w:bidi="en_US"/>
-        </w:rPr>
-        <w:t>Synagogue</w:t>
-      </w:r>
-      <w:r>
-        <w:rPr>
-          <w:lang w:val="en_US" w:bidi="en_US"/>
-        </w:rPr>
-      </w:r>
-    </w:p>
-    <w:p>
-      <w:pPr>
-        <w:pStyle w:val="Heading4"/>
-      </w:pPr>
-      <w:r>
-        <w:rPr>
-          <w:lang w:val="en_US" w:bidi="en_US"/>
-        </w:rPr>
-        <w:t>Video Content</w:t>
-      </w:r>
-      <w:r>
-        <w:rPr>
-          <w:lang w:val="en_US" w:bidi="en_US"/>
-        </w:rPr>
-      </w:r>
-    </w:p>
-    <w:p>
-      <w:pPr/>
-      <w:r>
-        <w:rPr>
-          <w:lang w:val="en_US" w:bidi="en_US"/>
-        </w:rPr>
-      </w:r>
-      <w:r>
-        <w:rPr>
-          <w:lang w:val="en_US" w:bidi="en_US"/>
-        </w:rPr>
-        <w:t xml:space="preserve"> (88 seconds)</w:t>
-      </w:r>
-    </w:p>
-    <w:p>
-      <w:r>
-        <w:drawing>
-          <wp:inline xmlns:a="http://schemas.openxmlformats.org/drawingml/2006/main" xmlns:pic="http://schemas.openxmlformats.org/drawingml/2006/picture">
-            <wp:extent cx="6096000" cy="3429000"/>
-            <wp:docPr id="15" name="Picture 15"/>
-            <wp:cNvGraphicFramePr>
-              <a:graphicFrameLocks noChangeAspect="1"/>
-            </wp:cNvGraphicFramePr>
-            <a:graphic>
-              <a:graphicData uri="http://schemas.openxmlformats.org/drawingml/2006/picture">
-                <pic:pic>
-                  <pic:nvPicPr>
-                    <pic:cNvPr id="0" name="image.jpg"/>
-                    <pic:cNvPicPr/>
-                  </pic:nvPicPr>
-                  <pic:blipFill>
-                    <a:blip r:embed="rId41"/>
-                    <a:stretch>
-                      <a:fillRect/>
-                    </a:stretch>
-                  </pic:blipFill>
-                  <pic:spPr>
-                    <a:xfrm>
-                      <a:off x="0" y="0"/>
-                      <a:ext cx="6096000" cy="3429000"/>
-                    </a:xfrm>
-                    <a:prstGeom prst="rect"/>
-                  </pic:spPr>
-                </pic:pic>
-              </a:graphicData>
-            </a:graphic>
-          </wp:inline>
-        </w:drawing>
-      </w:r>
-    </w:p>
-    <w:p>
-      <w:pPr/>
-      <w:r>
-        <w:rPr>
-          <w:lang w:val="en_US" w:bidi="en_US"/>
-        </w:rPr>
-      </w:r>
-      <w:hyperlink r:id="rId42">
         <w:r>
           <w:rPr>
             <w:lang w:val="en_US" w:bidi="en_US"/>

--- a/eng/docx/016.content.docx
+++ b/eng/docx/016.content.docx
@@ -127,7 +127,7 @@
         <w:rPr>
           <w:lang w:val="en_US" w:bidi="en_US"/>
         </w:rPr>
-        <w:t>S</w:t>
+        <w:t>T</w:t>
       </w:r>
       <w:r>
         <w:rPr>
@@ -190,7 +190,7 @@
         <w:rPr>
           <w:lang w:val="en_US" w:bidi="en_US"/>
         </w:rPr>
-        <w:t>Sackcloth</w:t>
+        <w:t>Tambourine</w:t>
       </w:r>
       <w:r>
         <w:rPr>
@@ -225,7 +225,7 @@
         <w:rPr>
           <w:lang w:val="en_US" w:bidi="en_US"/>
         </w:rPr>
-        <w:t xml:space="preserve"> (70 seconds)</w:t>
+        <w:t xml:space="preserve"> (89 seconds)</w:t>
       </w:r>
     </w:p>
     <w:p>
@@ -310,7 +310,7 @@
         <w:rPr>
           <w:lang w:val="en_US" w:bidi="en_US"/>
         </w:rPr>
-        <w:t>Sacrificial Animals</w:t>
+        <w:t>Tombs</w:t>
       </w:r>
       <w:r>
         <w:rPr>
@@ -345,7 +345,7 @@
         <w:rPr>
           <w:lang w:val="en_US" w:bidi="en_US"/>
         </w:rPr>
-        <w:t xml:space="preserve"> (91 seconds)</w:t>
+        <w:t xml:space="preserve"> (93 seconds)</w:t>
       </w:r>
     </w:p>
     <w:p>
@@ -430,7 +430,7 @@
         <w:rPr>
           <w:lang w:val="en_US" w:bidi="en_US"/>
         </w:rPr>
-        <w:t>Sandals</w:t>
+        <w:t>Town Gate</w:t>
       </w:r>
       <w:r>
         <w:rPr>
@@ -465,7 +465,7 @@
         <w:rPr>
           <w:lang w:val="en_US" w:bidi="en_US"/>
         </w:rPr>
-        <w:t xml:space="preserve"> (56 seconds)</w:t>
+        <w:t xml:space="preserve"> (118 seconds)</w:t>
       </w:r>
     </w:p>
     <w:p>
@@ -550,7 +550,7 @@
         <w:rPr>
           <w:lang w:val="en_US" w:bidi="en_US"/>
         </w:rPr>
-        <w:t>Sea of Galilee</w:t>
+        <w:t>Traveler's Bag</w:t>
       </w:r>
       <w:r>
         <w:rPr>
@@ -585,7 +585,7 @@
         <w:rPr>
           <w:lang w:val="en_US" w:bidi="en_US"/>
         </w:rPr>
-        <w:t xml:space="preserve"> (114 seconds)</w:t>
+        <w:t xml:space="preserve"> (47 seconds)</w:t>
       </w:r>
     </w:p>
     <w:p>
@@ -670,7 +670,7 @@
         <w:rPr>
           <w:lang w:val="en_US" w:bidi="en_US"/>
         </w:rPr>
-        <w:t>Sickle</w:t>
+        <w:t>Tunic</w:t>
       </w:r>
       <w:r>
         <w:rPr>
@@ -705,7 +705,7 @@
         <w:rPr>
           <w:lang w:val="en_US" w:bidi="en_US"/>
         </w:rPr>
-        <w:t xml:space="preserve"> (68 seconds)</w:t>
+        <w:t xml:space="preserve"> (82 seconds)</w:t>
       </w:r>
     </w:p>
     <w:p>
@@ -752,1086 +752,6 @@
         </w:rPr>
       </w:r>
       <w:hyperlink r:id="rId22">
-        <w:r>
-          <w:rPr>
-            <w:lang w:val="en_US" w:bidi="en_US"/>
-          </w:rPr>
-          <w:rPr>
-            <w:color w:val="0000EE"/>
-            <w:u w:val="single"/>
-          </w:rPr>
-          <w:t>link</w:t>
-        </w:r>
-      </w:hyperlink>
-      <w:r>
-        <w:rPr>
-          <w:lang w:val="en_US" w:bidi="en_US"/>
-        </w:rPr>
-      </w:r>
-      <w:r>
-        <w:rPr>
-          <w:lang w:val="en_US" w:bidi="en_US"/>
-        </w:rPr>
-      </w:r>
-    </w:p>
-    <w:p>
-      <w:pPr/>
-      <w:r>
-        <w:rPr>
-          <w:lang w:val="en_US" w:bidi="en_US"/>
-        </w:rPr>
-      </w:r>
-    </w:p>
-    <w:p>
-      <w:pPr>
-        <w:pStyle w:val="Heading2"/>
-      </w:pPr>
-      <w:r>
-        <w:rPr>
-          <w:lang w:val="en_US" w:bidi="en_US"/>
-        </w:rPr>
-        <w:t>Sleeping Mat</w:t>
-      </w:r>
-      <w:r>
-        <w:rPr>
-          <w:lang w:val="en_US" w:bidi="en_US"/>
-        </w:rPr>
-      </w:r>
-    </w:p>
-    <w:p>
-      <w:pPr>
-        <w:pStyle w:val="Heading4"/>
-      </w:pPr>
-      <w:r>
-        <w:rPr>
-          <w:lang w:val="en_US" w:bidi="en_US"/>
-        </w:rPr>
-        <w:t>Video Content</w:t>
-      </w:r>
-      <w:r>
-        <w:rPr>
-          <w:lang w:val="en_US" w:bidi="en_US"/>
-        </w:rPr>
-      </w:r>
-    </w:p>
-    <w:p>
-      <w:pPr/>
-      <w:r>
-        <w:rPr>
-          <w:lang w:val="en_US" w:bidi="en_US"/>
-        </w:rPr>
-      </w:r>
-      <w:r>
-        <w:rPr>
-          <w:lang w:val="en_US" w:bidi="en_US"/>
-        </w:rPr>
-        <w:t xml:space="preserve"> (59 seconds)</w:t>
-      </w:r>
-    </w:p>
-    <w:p>
-      <w:r>
-        <w:drawing>
-          <wp:inline xmlns:a="http://schemas.openxmlformats.org/drawingml/2006/main" xmlns:pic="http://schemas.openxmlformats.org/drawingml/2006/picture">
-            <wp:extent cx="6096000" cy="3429000"/>
-            <wp:docPr id="6" name="Picture 6"/>
-            <wp:cNvGraphicFramePr>
-              <a:graphicFrameLocks noChangeAspect="1"/>
-            </wp:cNvGraphicFramePr>
-            <a:graphic>
-              <a:graphicData uri="http://schemas.openxmlformats.org/drawingml/2006/picture">
-                <pic:pic>
-                  <pic:nvPicPr>
-                    <pic:cNvPr id="0" name="image.jpg"/>
-                    <pic:cNvPicPr/>
-                  </pic:nvPicPr>
-                  <pic:blipFill>
-                    <a:blip r:embed="rId23"/>
-                    <a:stretch>
-                      <a:fillRect/>
-                    </a:stretch>
-                  </pic:blipFill>
-                  <pic:spPr>
-                    <a:xfrm>
-                      <a:off x="0" y="0"/>
-                      <a:ext cx="6096000" cy="3429000"/>
-                    </a:xfrm>
-                    <a:prstGeom prst="rect"/>
-                  </pic:spPr>
-                </pic:pic>
-              </a:graphicData>
-            </a:graphic>
-          </wp:inline>
-        </w:drawing>
-      </w:r>
-    </w:p>
-    <w:p>
-      <w:pPr/>
-      <w:r>
-        <w:rPr>
-          <w:lang w:val="en_US" w:bidi="en_US"/>
-        </w:rPr>
-      </w:r>
-      <w:hyperlink r:id="rId24">
-        <w:r>
-          <w:rPr>
-            <w:lang w:val="en_US" w:bidi="en_US"/>
-          </w:rPr>
-          <w:rPr>
-            <w:color w:val="0000EE"/>
-            <w:u w:val="single"/>
-          </w:rPr>
-          <w:t>link</w:t>
-        </w:r>
-      </w:hyperlink>
-      <w:r>
-        <w:rPr>
-          <w:lang w:val="en_US" w:bidi="en_US"/>
-        </w:rPr>
-      </w:r>
-      <w:r>
-        <w:rPr>
-          <w:lang w:val="en_US" w:bidi="en_US"/>
-        </w:rPr>
-      </w:r>
-    </w:p>
-    <w:p>
-      <w:pPr/>
-      <w:r>
-        <w:rPr>
-          <w:lang w:val="en_US" w:bidi="en_US"/>
-        </w:rPr>
-      </w:r>
-    </w:p>
-    <w:p>
-      <w:pPr>
-        <w:pStyle w:val="Heading2"/>
-      </w:pPr>
-      <w:r>
-        <w:rPr>
-          <w:lang w:val="en_US" w:bidi="en_US"/>
-        </w:rPr>
-        <w:t>Snake</w:t>
-      </w:r>
-      <w:r>
-        <w:rPr>
-          <w:lang w:val="en_US" w:bidi="en_US"/>
-        </w:rPr>
-      </w:r>
-    </w:p>
-    <w:p>
-      <w:pPr>
-        <w:pStyle w:val="Heading4"/>
-      </w:pPr>
-      <w:r>
-        <w:rPr>
-          <w:lang w:val="en_US" w:bidi="en_US"/>
-        </w:rPr>
-        <w:t>Video Content</w:t>
-      </w:r>
-      <w:r>
-        <w:rPr>
-          <w:lang w:val="en_US" w:bidi="en_US"/>
-        </w:rPr>
-      </w:r>
-    </w:p>
-    <w:p>
-      <w:pPr/>
-      <w:r>
-        <w:rPr>
-          <w:lang w:val="en_US" w:bidi="en_US"/>
-        </w:rPr>
-      </w:r>
-      <w:r>
-        <w:rPr>
-          <w:lang w:val="en_US" w:bidi="en_US"/>
-        </w:rPr>
-        <w:t xml:space="preserve"> (74 seconds)</w:t>
-      </w:r>
-    </w:p>
-    <w:p>
-      <w:r>
-        <w:drawing>
-          <wp:inline xmlns:a="http://schemas.openxmlformats.org/drawingml/2006/main" xmlns:pic="http://schemas.openxmlformats.org/drawingml/2006/picture">
-            <wp:extent cx="6096000" cy="3429000"/>
-            <wp:docPr id="7" name="Picture 7"/>
-            <wp:cNvGraphicFramePr>
-              <a:graphicFrameLocks noChangeAspect="1"/>
-            </wp:cNvGraphicFramePr>
-            <a:graphic>
-              <a:graphicData uri="http://schemas.openxmlformats.org/drawingml/2006/picture">
-                <pic:pic>
-                  <pic:nvPicPr>
-                    <pic:cNvPr id="0" name="image.jpg"/>
-                    <pic:cNvPicPr/>
-                  </pic:nvPicPr>
-                  <pic:blipFill>
-                    <a:blip r:embed="rId25"/>
-                    <a:stretch>
-                      <a:fillRect/>
-                    </a:stretch>
-                  </pic:blipFill>
-                  <pic:spPr>
-                    <a:xfrm>
-                      <a:off x="0" y="0"/>
-                      <a:ext cx="6096000" cy="3429000"/>
-                    </a:xfrm>
-                    <a:prstGeom prst="rect"/>
-                  </pic:spPr>
-                </pic:pic>
-              </a:graphicData>
-            </a:graphic>
-          </wp:inline>
-        </w:drawing>
-      </w:r>
-    </w:p>
-    <w:p>
-      <w:pPr/>
-      <w:r>
-        <w:rPr>
-          <w:lang w:val="en_US" w:bidi="en_US"/>
-        </w:rPr>
-      </w:r>
-      <w:hyperlink r:id="rId26">
-        <w:r>
-          <w:rPr>
-            <w:lang w:val="en_US" w:bidi="en_US"/>
-          </w:rPr>
-          <w:rPr>
-            <w:color w:val="0000EE"/>
-            <w:u w:val="single"/>
-          </w:rPr>
-          <w:t>link</w:t>
-        </w:r>
-      </w:hyperlink>
-      <w:r>
-        <w:rPr>
-          <w:lang w:val="en_US" w:bidi="en_US"/>
-        </w:rPr>
-      </w:r>
-      <w:r>
-        <w:rPr>
-          <w:lang w:val="en_US" w:bidi="en_US"/>
-        </w:rPr>
-      </w:r>
-    </w:p>
-    <w:p>
-      <w:pPr/>
-      <w:r>
-        <w:rPr>
-          <w:lang w:val="en_US" w:bidi="en_US"/>
-        </w:rPr>
-      </w:r>
-    </w:p>
-    <w:p>
-      <w:pPr>
-        <w:pStyle w:val="Heading2"/>
-      </w:pPr>
-      <w:r>
-        <w:rPr>
-          <w:lang w:val="en_US" w:bidi="en_US"/>
-        </w:rPr>
-        <w:t>Snow</w:t>
-      </w:r>
-      <w:r>
-        <w:rPr>
-          <w:lang w:val="en_US" w:bidi="en_US"/>
-        </w:rPr>
-      </w:r>
-    </w:p>
-    <w:p>
-      <w:pPr>
-        <w:pStyle w:val="Heading4"/>
-      </w:pPr>
-      <w:r>
-        <w:rPr>
-          <w:lang w:val="en_US" w:bidi="en_US"/>
-        </w:rPr>
-        <w:t>Video Content</w:t>
-      </w:r>
-      <w:r>
-        <w:rPr>
-          <w:lang w:val="en_US" w:bidi="en_US"/>
-        </w:rPr>
-      </w:r>
-    </w:p>
-    <w:p>
-      <w:pPr/>
-      <w:r>
-        <w:rPr>
-          <w:lang w:val="en_US" w:bidi="en_US"/>
-        </w:rPr>
-      </w:r>
-      <w:r>
-        <w:rPr>
-          <w:lang w:val="en_US" w:bidi="en_US"/>
-        </w:rPr>
-        <w:t xml:space="preserve"> (79 seconds)</w:t>
-      </w:r>
-    </w:p>
-    <w:p>
-      <w:r>
-        <w:drawing>
-          <wp:inline xmlns:a="http://schemas.openxmlformats.org/drawingml/2006/main" xmlns:pic="http://schemas.openxmlformats.org/drawingml/2006/picture">
-            <wp:extent cx="6096000" cy="3429000"/>
-            <wp:docPr id="8" name="Picture 8"/>
-            <wp:cNvGraphicFramePr>
-              <a:graphicFrameLocks noChangeAspect="1"/>
-            </wp:cNvGraphicFramePr>
-            <a:graphic>
-              <a:graphicData uri="http://schemas.openxmlformats.org/drawingml/2006/picture">
-                <pic:pic>
-                  <pic:nvPicPr>
-                    <pic:cNvPr id="0" name="image.jpg"/>
-                    <pic:cNvPicPr/>
-                  </pic:nvPicPr>
-                  <pic:blipFill>
-                    <a:blip r:embed="rId27"/>
-                    <a:stretch>
-                      <a:fillRect/>
-                    </a:stretch>
-                  </pic:blipFill>
-                  <pic:spPr>
-                    <a:xfrm>
-                      <a:off x="0" y="0"/>
-                      <a:ext cx="6096000" cy="3429000"/>
-                    </a:xfrm>
-                    <a:prstGeom prst="rect"/>
-                  </pic:spPr>
-                </pic:pic>
-              </a:graphicData>
-            </a:graphic>
-          </wp:inline>
-        </w:drawing>
-      </w:r>
-    </w:p>
-    <w:p>
-      <w:pPr/>
-      <w:r>
-        <w:rPr>
-          <w:lang w:val="en_US" w:bidi="en_US"/>
-        </w:rPr>
-      </w:r>
-      <w:hyperlink r:id="rId28">
-        <w:r>
-          <w:rPr>
-            <w:lang w:val="en_US" w:bidi="en_US"/>
-          </w:rPr>
-          <w:rPr>
-            <w:color w:val="0000EE"/>
-            <w:u w:val="single"/>
-          </w:rPr>
-          <w:t>link</w:t>
-        </w:r>
-      </w:hyperlink>
-      <w:r>
-        <w:rPr>
-          <w:lang w:val="en_US" w:bidi="en_US"/>
-        </w:rPr>
-      </w:r>
-      <w:r>
-        <w:rPr>
-          <w:lang w:val="en_US" w:bidi="en_US"/>
-        </w:rPr>
-      </w:r>
-    </w:p>
-    <w:p>
-      <w:pPr/>
-      <w:r>
-        <w:rPr>
-          <w:lang w:val="en_US" w:bidi="en_US"/>
-        </w:rPr>
-      </w:r>
-    </w:p>
-    <w:p>
-      <w:pPr>
-        <w:pStyle w:val="Heading2"/>
-      </w:pPr>
-      <w:r>
-        <w:rPr>
-          <w:lang w:val="en_US" w:bidi="en_US"/>
-        </w:rPr>
-        <w:t>Sponge with Wine on a Stick</w:t>
-      </w:r>
-      <w:r>
-        <w:rPr>
-          <w:lang w:val="en_US" w:bidi="en_US"/>
-        </w:rPr>
-      </w:r>
-    </w:p>
-    <w:p>
-      <w:pPr>
-        <w:pStyle w:val="Heading4"/>
-      </w:pPr>
-      <w:r>
-        <w:rPr>
-          <w:lang w:val="en_US" w:bidi="en_US"/>
-        </w:rPr>
-        <w:t>Video Content</w:t>
-      </w:r>
-      <w:r>
-        <w:rPr>
-          <w:lang w:val="en_US" w:bidi="en_US"/>
-        </w:rPr>
-      </w:r>
-    </w:p>
-    <w:p>
-      <w:pPr/>
-      <w:r>
-        <w:rPr>
-          <w:lang w:val="en_US" w:bidi="en_US"/>
-        </w:rPr>
-      </w:r>
-      <w:r>
-        <w:rPr>
-          <w:lang w:val="en_US" w:bidi="en_US"/>
-        </w:rPr>
-        <w:t xml:space="preserve"> (73 seconds)</w:t>
-      </w:r>
-    </w:p>
-    <w:p>
-      <w:r>
-        <w:drawing>
-          <wp:inline xmlns:a="http://schemas.openxmlformats.org/drawingml/2006/main" xmlns:pic="http://schemas.openxmlformats.org/drawingml/2006/picture">
-            <wp:extent cx="6096000" cy="3429000"/>
-            <wp:docPr id="9" name="Picture 9"/>
-            <wp:cNvGraphicFramePr>
-              <a:graphicFrameLocks noChangeAspect="1"/>
-            </wp:cNvGraphicFramePr>
-            <a:graphic>
-              <a:graphicData uri="http://schemas.openxmlformats.org/drawingml/2006/picture">
-                <pic:pic>
-                  <pic:nvPicPr>
-                    <pic:cNvPr id="0" name="image.jpg"/>
-                    <pic:cNvPicPr/>
-                  </pic:nvPicPr>
-                  <pic:blipFill>
-                    <a:blip r:embed="rId29"/>
-                    <a:stretch>
-                      <a:fillRect/>
-                    </a:stretch>
-                  </pic:blipFill>
-                  <pic:spPr>
-                    <a:xfrm>
-                      <a:off x="0" y="0"/>
-                      <a:ext cx="6096000" cy="3429000"/>
-                    </a:xfrm>
-                    <a:prstGeom prst="rect"/>
-                  </pic:spPr>
-                </pic:pic>
-              </a:graphicData>
-            </a:graphic>
-          </wp:inline>
-        </w:drawing>
-      </w:r>
-    </w:p>
-    <w:p>
-      <w:pPr/>
-      <w:r>
-        <w:rPr>
-          <w:lang w:val="en_US" w:bidi="en_US"/>
-        </w:rPr>
-      </w:r>
-      <w:hyperlink r:id="rId30">
-        <w:r>
-          <w:rPr>
-            <w:lang w:val="en_US" w:bidi="en_US"/>
-          </w:rPr>
-          <w:rPr>
-            <w:color w:val="0000EE"/>
-            <w:u w:val="single"/>
-          </w:rPr>
-          <w:t>link</w:t>
-        </w:r>
-      </w:hyperlink>
-      <w:r>
-        <w:rPr>
-          <w:lang w:val="en_US" w:bidi="en_US"/>
-        </w:rPr>
-      </w:r>
-      <w:r>
-        <w:rPr>
-          <w:lang w:val="en_US" w:bidi="en_US"/>
-        </w:rPr>
-      </w:r>
-    </w:p>
-    <w:p>
-      <w:pPr/>
-      <w:r>
-        <w:rPr>
-          <w:lang w:val="en_US" w:bidi="en_US"/>
-        </w:rPr>
-      </w:r>
-    </w:p>
-    <w:p>
-      <w:pPr>
-        <w:pStyle w:val="Heading2"/>
-      </w:pPr>
-      <w:r>
-        <w:rPr>
-          <w:lang w:val="en_US" w:bidi="en_US"/>
-        </w:rPr>
-        <w:t>Staff</w:t>
-      </w:r>
-      <w:r>
-        <w:rPr>
-          <w:lang w:val="en_US" w:bidi="en_US"/>
-        </w:rPr>
-      </w:r>
-    </w:p>
-    <w:p>
-      <w:pPr>
-        <w:pStyle w:val="Heading4"/>
-      </w:pPr>
-      <w:r>
-        <w:rPr>
-          <w:lang w:val="en_US" w:bidi="en_US"/>
-        </w:rPr>
-        <w:t>Video Content</w:t>
-      </w:r>
-      <w:r>
-        <w:rPr>
-          <w:lang w:val="en_US" w:bidi="en_US"/>
-        </w:rPr>
-      </w:r>
-    </w:p>
-    <w:p>
-      <w:pPr/>
-      <w:r>
-        <w:rPr>
-          <w:lang w:val="en_US" w:bidi="en_US"/>
-        </w:rPr>
-      </w:r>
-      <w:r>
-        <w:rPr>
-          <w:lang w:val="en_US" w:bidi="en_US"/>
-        </w:rPr>
-        <w:t xml:space="preserve"> (53 seconds)</w:t>
-      </w:r>
-    </w:p>
-    <w:p>
-      <w:r>
-        <w:drawing>
-          <wp:inline xmlns:a="http://schemas.openxmlformats.org/drawingml/2006/main" xmlns:pic="http://schemas.openxmlformats.org/drawingml/2006/picture">
-            <wp:extent cx="6096000" cy="3429000"/>
-            <wp:docPr id="10" name="Picture 10"/>
-            <wp:cNvGraphicFramePr>
-              <a:graphicFrameLocks noChangeAspect="1"/>
-            </wp:cNvGraphicFramePr>
-            <a:graphic>
-              <a:graphicData uri="http://schemas.openxmlformats.org/drawingml/2006/picture">
-                <pic:pic>
-                  <pic:nvPicPr>
-                    <pic:cNvPr id="0" name="image.jpg"/>
-                    <pic:cNvPicPr/>
-                  </pic:nvPicPr>
-                  <pic:blipFill>
-                    <a:blip r:embed="rId31"/>
-                    <a:stretch>
-                      <a:fillRect/>
-                    </a:stretch>
-                  </pic:blipFill>
-                  <pic:spPr>
-                    <a:xfrm>
-                      <a:off x="0" y="0"/>
-                      <a:ext cx="6096000" cy="3429000"/>
-                    </a:xfrm>
-                    <a:prstGeom prst="rect"/>
-                  </pic:spPr>
-                </pic:pic>
-              </a:graphicData>
-            </a:graphic>
-          </wp:inline>
-        </w:drawing>
-      </w:r>
-    </w:p>
-    <w:p>
-      <w:pPr/>
-      <w:r>
-        <w:rPr>
-          <w:lang w:val="en_US" w:bidi="en_US"/>
-        </w:rPr>
-      </w:r>
-      <w:hyperlink r:id="rId32">
-        <w:r>
-          <w:rPr>
-            <w:lang w:val="en_US" w:bidi="en_US"/>
-          </w:rPr>
-          <w:rPr>
-            <w:color w:val="0000EE"/>
-            <w:u w:val="single"/>
-          </w:rPr>
-          <w:t>link</w:t>
-        </w:r>
-      </w:hyperlink>
-      <w:r>
-        <w:rPr>
-          <w:lang w:val="en_US" w:bidi="en_US"/>
-        </w:rPr>
-      </w:r>
-      <w:r>
-        <w:rPr>
-          <w:lang w:val="en_US" w:bidi="en_US"/>
-        </w:rPr>
-      </w:r>
-    </w:p>
-    <w:p>
-      <w:pPr/>
-      <w:r>
-        <w:rPr>
-          <w:lang w:val="en_US" w:bidi="en_US"/>
-        </w:rPr>
-      </w:r>
-    </w:p>
-    <w:p>
-      <w:pPr>
-        <w:pStyle w:val="Heading2"/>
-      </w:pPr>
-      <w:r>
-        <w:rPr>
-          <w:lang w:val="en_US" w:bidi="en_US"/>
-        </w:rPr>
-        <w:t>Stew</w:t>
-      </w:r>
-      <w:r>
-        <w:rPr>
-          <w:lang w:val="en_US" w:bidi="en_US"/>
-        </w:rPr>
-      </w:r>
-    </w:p>
-    <w:p>
-      <w:pPr>
-        <w:pStyle w:val="Heading4"/>
-      </w:pPr>
-      <w:r>
-        <w:rPr>
-          <w:lang w:val="en_US" w:bidi="en_US"/>
-        </w:rPr>
-        <w:t>Video Content</w:t>
-      </w:r>
-      <w:r>
-        <w:rPr>
-          <w:lang w:val="en_US" w:bidi="en_US"/>
-        </w:rPr>
-      </w:r>
-    </w:p>
-    <w:p>
-      <w:pPr/>
-      <w:r>
-        <w:rPr>
-          <w:lang w:val="en_US" w:bidi="en_US"/>
-        </w:rPr>
-      </w:r>
-      <w:r>
-        <w:rPr>
-          <w:lang w:val="en_US" w:bidi="en_US"/>
-        </w:rPr>
-        <w:t xml:space="preserve"> (72 seconds)</w:t>
-      </w:r>
-    </w:p>
-    <w:p>
-      <w:r>
-        <w:drawing>
-          <wp:inline xmlns:a="http://schemas.openxmlformats.org/drawingml/2006/main" xmlns:pic="http://schemas.openxmlformats.org/drawingml/2006/picture">
-            <wp:extent cx="6096000" cy="3429000"/>
-            <wp:docPr id="11" name="Picture 11"/>
-            <wp:cNvGraphicFramePr>
-              <a:graphicFrameLocks noChangeAspect="1"/>
-            </wp:cNvGraphicFramePr>
-            <a:graphic>
-              <a:graphicData uri="http://schemas.openxmlformats.org/drawingml/2006/picture">
-                <pic:pic>
-                  <pic:nvPicPr>
-                    <pic:cNvPr id="0" name="image.jpg"/>
-                    <pic:cNvPicPr/>
-                  </pic:nvPicPr>
-                  <pic:blipFill>
-                    <a:blip r:embed="rId33"/>
-                    <a:stretch>
-                      <a:fillRect/>
-                    </a:stretch>
-                  </pic:blipFill>
-                  <pic:spPr>
-                    <a:xfrm>
-                      <a:off x="0" y="0"/>
-                      <a:ext cx="6096000" cy="3429000"/>
-                    </a:xfrm>
-                    <a:prstGeom prst="rect"/>
-                  </pic:spPr>
-                </pic:pic>
-              </a:graphicData>
-            </a:graphic>
-          </wp:inline>
-        </w:drawing>
-      </w:r>
-    </w:p>
-    <w:p>
-      <w:pPr/>
-      <w:r>
-        <w:rPr>
-          <w:lang w:val="en_US" w:bidi="en_US"/>
-        </w:rPr>
-      </w:r>
-      <w:hyperlink r:id="rId34">
-        <w:r>
-          <w:rPr>
-            <w:lang w:val="en_US" w:bidi="en_US"/>
-          </w:rPr>
-          <w:rPr>
-            <w:color w:val="0000EE"/>
-            <w:u w:val="single"/>
-          </w:rPr>
-          <w:t>link</w:t>
-        </w:r>
-      </w:hyperlink>
-      <w:r>
-        <w:rPr>
-          <w:lang w:val="en_US" w:bidi="en_US"/>
-        </w:rPr>
-      </w:r>
-      <w:r>
-        <w:rPr>
-          <w:lang w:val="en_US" w:bidi="en_US"/>
-        </w:rPr>
-      </w:r>
-    </w:p>
-    <w:p>
-      <w:pPr/>
-      <w:r>
-        <w:rPr>
-          <w:lang w:val="en_US" w:bidi="en_US"/>
-        </w:rPr>
-      </w:r>
-    </w:p>
-    <w:p>
-      <w:pPr>
-        <w:pStyle w:val="Heading2"/>
-      </w:pPr>
-      <w:r>
-        <w:rPr>
-          <w:lang w:val="en_US" w:bidi="en_US"/>
-        </w:rPr>
-        <w:t>Stick</w:t>
-      </w:r>
-      <w:r>
-        <w:rPr>
-          <w:lang w:val="en_US" w:bidi="en_US"/>
-        </w:rPr>
-      </w:r>
-    </w:p>
-    <w:p>
-      <w:pPr>
-        <w:pStyle w:val="Heading4"/>
-      </w:pPr>
-      <w:r>
-        <w:rPr>
-          <w:lang w:val="en_US" w:bidi="en_US"/>
-        </w:rPr>
-        <w:t>Video Content</w:t>
-      </w:r>
-      <w:r>
-        <w:rPr>
-          <w:lang w:val="en_US" w:bidi="en_US"/>
-        </w:rPr>
-      </w:r>
-    </w:p>
-    <w:p>
-      <w:pPr/>
-      <w:r>
-        <w:rPr>
-          <w:lang w:val="en_US" w:bidi="en_US"/>
-        </w:rPr>
-      </w:r>
-      <w:r>
-        <w:rPr>
-          <w:lang w:val="en_US" w:bidi="en_US"/>
-        </w:rPr>
-        <w:t xml:space="preserve"> (70 seconds)</w:t>
-      </w:r>
-    </w:p>
-    <w:p>
-      <w:r>
-        <w:drawing>
-          <wp:inline xmlns:a="http://schemas.openxmlformats.org/drawingml/2006/main" xmlns:pic="http://schemas.openxmlformats.org/drawingml/2006/picture">
-            <wp:extent cx="6096000" cy="3429000"/>
-            <wp:docPr id="12" name="Picture 12"/>
-            <wp:cNvGraphicFramePr>
-              <a:graphicFrameLocks noChangeAspect="1"/>
-            </wp:cNvGraphicFramePr>
-            <a:graphic>
-              <a:graphicData uri="http://schemas.openxmlformats.org/drawingml/2006/picture">
-                <pic:pic>
-                  <pic:nvPicPr>
-                    <pic:cNvPr id="0" name="image.jpg"/>
-                    <pic:cNvPicPr/>
-                  </pic:nvPicPr>
-                  <pic:blipFill>
-                    <a:blip r:embed="rId35"/>
-                    <a:stretch>
-                      <a:fillRect/>
-                    </a:stretch>
-                  </pic:blipFill>
-                  <pic:spPr>
-                    <a:xfrm>
-                      <a:off x="0" y="0"/>
-                      <a:ext cx="6096000" cy="3429000"/>
-                    </a:xfrm>
-                    <a:prstGeom prst="rect"/>
-                  </pic:spPr>
-                </pic:pic>
-              </a:graphicData>
-            </a:graphic>
-          </wp:inline>
-        </w:drawing>
-      </w:r>
-    </w:p>
-    <w:p>
-      <w:pPr/>
-      <w:r>
-        <w:rPr>
-          <w:lang w:val="en_US" w:bidi="en_US"/>
-        </w:rPr>
-      </w:r>
-      <w:hyperlink r:id="rId36">
-        <w:r>
-          <w:rPr>
-            <w:lang w:val="en_US" w:bidi="en_US"/>
-          </w:rPr>
-          <w:rPr>
-            <w:color w:val="0000EE"/>
-            <w:u w:val="single"/>
-          </w:rPr>
-          <w:t>link</w:t>
-        </w:r>
-      </w:hyperlink>
-      <w:r>
-        <w:rPr>
-          <w:lang w:val="en_US" w:bidi="en_US"/>
-        </w:rPr>
-      </w:r>
-      <w:r>
-        <w:rPr>
-          <w:lang w:val="en_US" w:bidi="en_US"/>
-        </w:rPr>
-      </w:r>
-    </w:p>
-    <w:p>
-      <w:pPr/>
-      <w:r>
-        <w:rPr>
-          <w:lang w:val="en_US" w:bidi="en_US"/>
-        </w:rPr>
-      </w:r>
-    </w:p>
-    <w:p>
-      <w:pPr>
-        <w:pStyle w:val="Heading2"/>
-      </w:pPr>
-      <w:r>
-        <w:rPr>
-          <w:lang w:val="en_US" w:bidi="en_US"/>
-        </w:rPr>
-        <w:t>Stone Wall Around a Vineyard</w:t>
-      </w:r>
-      <w:r>
-        <w:rPr>
-          <w:lang w:val="en_US" w:bidi="en_US"/>
-        </w:rPr>
-      </w:r>
-    </w:p>
-    <w:p>
-      <w:pPr>
-        <w:pStyle w:val="Heading4"/>
-      </w:pPr>
-      <w:r>
-        <w:rPr>
-          <w:lang w:val="en_US" w:bidi="en_US"/>
-        </w:rPr>
-        <w:t>Video Content</w:t>
-      </w:r>
-      <w:r>
-        <w:rPr>
-          <w:lang w:val="en_US" w:bidi="en_US"/>
-        </w:rPr>
-      </w:r>
-    </w:p>
-    <w:p>
-      <w:pPr/>
-      <w:r>
-        <w:rPr>
-          <w:lang w:val="en_US" w:bidi="en_US"/>
-        </w:rPr>
-      </w:r>
-      <w:r>
-        <w:rPr>
-          <w:lang w:val="en_US" w:bidi="en_US"/>
-        </w:rPr>
-        <w:t xml:space="preserve"> (71 seconds)</w:t>
-      </w:r>
-    </w:p>
-    <w:p>
-      <w:r>
-        <w:drawing>
-          <wp:inline xmlns:a="http://schemas.openxmlformats.org/drawingml/2006/main" xmlns:pic="http://schemas.openxmlformats.org/drawingml/2006/picture">
-            <wp:extent cx="6096000" cy="3429000"/>
-            <wp:docPr id="13" name="Picture 13"/>
-            <wp:cNvGraphicFramePr>
-              <a:graphicFrameLocks noChangeAspect="1"/>
-            </wp:cNvGraphicFramePr>
-            <a:graphic>
-              <a:graphicData uri="http://schemas.openxmlformats.org/drawingml/2006/picture">
-                <pic:pic>
-                  <pic:nvPicPr>
-                    <pic:cNvPr id="0" name="image.jpg"/>
-                    <pic:cNvPicPr/>
-                  </pic:nvPicPr>
-                  <pic:blipFill>
-                    <a:blip r:embed="rId37"/>
-                    <a:stretch>
-                      <a:fillRect/>
-                    </a:stretch>
-                  </pic:blipFill>
-                  <pic:spPr>
-                    <a:xfrm>
-                      <a:off x="0" y="0"/>
-                      <a:ext cx="6096000" cy="3429000"/>
-                    </a:xfrm>
-                    <a:prstGeom prst="rect"/>
-                  </pic:spPr>
-                </pic:pic>
-              </a:graphicData>
-            </a:graphic>
-          </wp:inline>
-        </w:drawing>
-      </w:r>
-    </w:p>
-    <w:p>
-      <w:pPr/>
-      <w:r>
-        <w:rPr>
-          <w:lang w:val="en_US" w:bidi="en_US"/>
-        </w:rPr>
-      </w:r>
-      <w:hyperlink r:id="rId38">
-        <w:r>
-          <w:rPr>
-            <w:lang w:val="en_US" w:bidi="en_US"/>
-          </w:rPr>
-          <w:rPr>
-            <w:color w:val="0000EE"/>
-            <w:u w:val="single"/>
-          </w:rPr>
-          <w:t>link</w:t>
-        </w:r>
-      </w:hyperlink>
-      <w:r>
-        <w:rPr>
-          <w:lang w:val="en_US" w:bidi="en_US"/>
-        </w:rPr>
-      </w:r>
-      <w:r>
-        <w:rPr>
-          <w:lang w:val="en_US" w:bidi="en_US"/>
-        </w:rPr>
-      </w:r>
-    </w:p>
-    <w:p>
-      <w:pPr/>
-      <w:r>
-        <w:rPr>
-          <w:lang w:val="en_US" w:bidi="en_US"/>
-        </w:rPr>
-      </w:r>
-    </w:p>
-    <w:p>
-      <w:pPr>
-        <w:pStyle w:val="Heading2"/>
-      </w:pPr>
-      <w:r>
-        <w:rPr>
-          <w:lang w:val="en_US" w:bidi="en_US"/>
-        </w:rPr>
-        <w:t>Synagogue</w:t>
-      </w:r>
-      <w:r>
-        <w:rPr>
-          <w:lang w:val="en_US" w:bidi="en_US"/>
-        </w:rPr>
-      </w:r>
-    </w:p>
-    <w:p>
-      <w:pPr>
-        <w:pStyle w:val="Heading4"/>
-      </w:pPr>
-      <w:r>
-        <w:rPr>
-          <w:lang w:val="en_US" w:bidi="en_US"/>
-        </w:rPr>
-        <w:t>Video Content</w:t>
-      </w:r>
-      <w:r>
-        <w:rPr>
-          <w:lang w:val="en_US" w:bidi="en_US"/>
-        </w:rPr>
-      </w:r>
-    </w:p>
-    <w:p>
-      <w:pPr/>
-      <w:r>
-        <w:rPr>
-          <w:lang w:val="en_US" w:bidi="en_US"/>
-        </w:rPr>
-      </w:r>
-      <w:r>
-        <w:rPr>
-          <w:lang w:val="en_US" w:bidi="en_US"/>
-        </w:rPr>
-        <w:t xml:space="preserve"> (88 seconds)</w:t>
-      </w:r>
-    </w:p>
-    <w:p>
-      <w:r>
-        <w:drawing>
-          <wp:inline xmlns:a="http://schemas.openxmlformats.org/drawingml/2006/main" xmlns:pic="http://schemas.openxmlformats.org/drawingml/2006/picture">
-            <wp:extent cx="6096000" cy="3429000"/>
-            <wp:docPr id="14" name="Picture 14"/>
-            <wp:cNvGraphicFramePr>
-              <a:graphicFrameLocks noChangeAspect="1"/>
-            </wp:cNvGraphicFramePr>
-            <a:graphic>
-              <a:graphicData uri="http://schemas.openxmlformats.org/drawingml/2006/picture">
-                <pic:pic>
-                  <pic:nvPicPr>
-                    <pic:cNvPr id="0" name="image.jpg"/>
-                    <pic:cNvPicPr/>
-                  </pic:nvPicPr>
-                  <pic:blipFill>
-                    <a:blip r:embed="rId39"/>
-                    <a:stretch>
-                      <a:fillRect/>
-                    </a:stretch>
-                  </pic:blipFill>
-                  <pic:spPr>
-                    <a:xfrm>
-                      <a:off x="0" y="0"/>
-                      <a:ext cx="6096000" cy="3429000"/>
-                    </a:xfrm>
-                    <a:prstGeom prst="rect"/>
-                  </pic:spPr>
-                </pic:pic>
-              </a:graphicData>
-            </a:graphic>
-          </wp:inline>
-        </w:drawing>
-      </w:r>
-    </w:p>
-    <w:p>
-      <w:pPr/>
-      <w:r>
-        <w:rPr>
-          <w:lang w:val="en_US" w:bidi="en_US"/>
-        </w:rPr>
-      </w:r>
-      <w:hyperlink r:id="rId40">
         <w:r>
           <w:rPr>
             <w:lang w:val="en_US" w:bidi="en_US"/>
